--- a/Essencial receitas .docx
+++ b/Essencial receitas .docx
@@ -1016,20 +1016,19 @@
     <w:p>
       <w:pPr>
         <w:spacing w:after="240" w:before="240" w:lineRule="auto"/>
-        <w:ind w:left="1440" w:firstLine="0"/>
-        <w:jc w:val="both"/>
-        <w:rPr>
-          <w:sz w:val="24"/>
-          <w:szCs w:val="24"/>
-        </w:rPr>
-      </w:pPr>
-      <w:r>
-        <w:rPr>
-          <w:sz w:val="24"/>
-          <w:szCs w:val="24"/>
-          <w:rtl w:val="0"/>
-        </w:rPr>
-        <w:t xml:space="preserve">[Funcionalidade complexa ou integração externa descontinuada nesta versão inicial]</w:t>
+        <w:jc w:val="both"/>
+        <w:rPr>
+          <w:sz w:val="24"/>
+          <w:szCs w:val="24"/>
+        </w:rPr>
+      </w:pPr>
+      <w:r>
+        <w:rPr>
+          <w:sz w:val="24"/>
+          <w:szCs w:val="24"/>
+          <w:rtl w:val="0"/>
+        </w:rPr>
+        <w:t xml:space="preserve">                           Preparo físico ou serviço de personal chef</w:t>
       </w:r>
     </w:p>
     <w:p>
@@ -1037,162 +1036,93 @@
         <w:spacing w:after="240" w:before="240" w:lineRule="auto"/>
         <w:jc w:val="both"/>
         <w:rPr>
-          <w:b w:val="1"/>
-          <w:bCs w:val="1"/>
-          <w:sz w:val="24"/>
-          <w:szCs w:val="24"/>
-        </w:rPr>
-      </w:pPr>
-      <w:r>
-        <w:rPr>
-          <w:sz w:val="24"/>
-          <w:szCs w:val="24"/>
-          <w:rtl w:val="0"/>
-        </w:rPr>
-        <w:t xml:space="preserve">📌 </w:t>
-      </w:r>
-      <w:r>
-        <w:rPr>
-          <w:b w:val="1"/>
-          <w:bCs w:val="1"/>
-          <w:sz w:val="24"/>
-          <w:szCs w:val="24"/>
-          <w:rtl w:val="0"/>
-        </w:rPr>
-        <w:t xml:space="preserve">Exemplo Real (Caso iFood):</w:t>
+          <w:sz w:val="24"/>
+          <w:szCs w:val="24"/>
+        </w:rPr>
+      </w:pPr>
+      <w:r>
+        <w:rPr>
+          <w:sz w:val="24"/>
+          <w:szCs w:val="24"/>
+          <w:rtl w:val="0"/>
+        </w:rPr>
+        <w:t xml:space="preserve">                           domiciliar prestado pela equipe do app.</w:t>
       </w:r>
     </w:p>
     <w:p>
       <w:pPr>
         <w:spacing w:after="240" w:before="240" w:lineRule="auto"/>
-        <w:ind w:left="720" w:right="600" w:firstLine="0"/>
-        <w:jc w:val="both"/>
-        <w:rPr>
-          <w:sz w:val="24"/>
-          <w:szCs w:val="24"/>
-        </w:rPr>
-      </w:pPr>
-      <w:r>
-        <w:rPr>
-          <w:b w:val="1"/>
-          <w:bCs w:val="1"/>
-          <w:sz w:val="24"/>
-          <w:szCs w:val="24"/>
-          <w:rtl w:val="0"/>
-        </w:rPr>
-        <w:t xml:space="preserve">O que o sistema FAZ:</w:t>
-      </w:r>
-      <w:r>
-        <w:rPr>
-          <w:sz w:val="24"/>
-          <w:szCs w:val="24"/>
-          <w:rtl w:val="0"/>
-        </w:rPr>
-        <w:t xml:space="preserve"> Cadastro de restaurantes, visualização de cardápio digital, carrinho de compras, pagamento online via cartão de crédito e rastreamento do entregador por GPS.</w:t>
+        <w:ind w:firstLine="720"/>
+        <w:jc w:val="both"/>
+        <w:rPr>
+          <w:sz w:val="24"/>
+          <w:szCs w:val="24"/>
+        </w:rPr>
+      </w:pPr>
+      <w:r>
+        <w:rPr>
+          <w:sz w:val="24"/>
+          <w:szCs w:val="24"/>
+          <w:rtl w:val="0"/>
+        </w:rPr>
+        <w:t xml:space="preserve">                Venda e logística de produtos não alimentícios</w:t>
       </w:r>
     </w:p>
     <w:p>
       <w:pPr>
         <w:spacing w:after="240" w:before="240" w:lineRule="auto"/>
-        <w:ind w:left="720" w:right="600" w:firstLine="0"/>
-        <w:jc w:val="both"/>
-        <w:rPr>
-          <w:sz w:val="24"/>
-          <w:szCs w:val="24"/>
-        </w:rPr>
-      </w:pPr>
-      <w:r>
-        <w:rPr>
-          <w:b w:val="1"/>
-          <w:bCs w:val="1"/>
-          <w:sz w:val="24"/>
-          <w:szCs w:val="24"/>
-          <w:rtl w:val="0"/>
-        </w:rPr>
-        <w:t xml:space="preserve">O que o sistema NÃO FAZ:</w:t>
-      </w:r>
-      <w:r>
-        <w:rPr>
-          <w:sz w:val="24"/>
-          <w:szCs w:val="24"/>
-          <w:rtl w:val="0"/>
-        </w:rPr>
-        <w:t xml:space="preserve"> Entrega automatizada por drones, programa avançado de fidelidade por pontos e compras corporativas faturadas via boleto bancário.</w:t>
+        <w:ind w:firstLine="720"/>
+        <w:jc w:val="both"/>
+        <w:rPr>
+          <w:sz w:val="24"/>
+          <w:szCs w:val="24"/>
+        </w:rPr>
+      </w:pPr>
+      <w:r>
+        <w:rPr>
+          <w:sz w:val="24"/>
+          <w:szCs w:val="24"/>
+          <w:rtl w:val="0"/>
+        </w:rPr>
+        <w:t xml:space="preserve">                 (ex: eletrodomésticos ou vestuário).</w:t>
       </w:r>
     </w:p>
     <w:p>
       <w:pPr>
         <w:spacing w:after="240" w:before="240" w:lineRule="auto"/>
-        <w:jc w:val="both"/>
-        <w:rPr>
-          <w:b w:val="1"/>
-          <w:bCs w:val="1"/>
-          <w:sz w:val="24"/>
-          <w:szCs w:val="24"/>
-        </w:rPr>
-      </w:pPr>
-      <w:r>
-        <w:rPr>
-          <w:sz w:val="24"/>
-          <w:szCs w:val="24"/>
-          <w:rtl w:val="0"/>
-        </w:rPr>
-        <w:t xml:space="preserve">💬 </w:t>
-      </w:r>
-      <w:r>
-        <w:rPr>
-          <w:b w:val="1"/>
-          <w:bCs w:val="1"/>
-          <w:sz w:val="24"/>
-          <w:szCs w:val="24"/>
-          <w:rtl w:val="0"/>
-        </w:rPr>
-        <w:t xml:space="preserve">Orientação do Professor para o Aluno (Concepção e Escopo):</w:t>
+        <w:ind w:firstLine="720"/>
+        <w:jc w:val="both"/>
+        <w:rPr>
+          <w:sz w:val="24"/>
+          <w:szCs w:val="24"/>
+        </w:rPr>
+      </w:pPr>
+      <w:r>
+        <w:rPr>
+          <w:sz w:val="24"/>
+          <w:szCs w:val="24"/>
+          <w:rtl w:val="0"/>
+        </w:rPr>
+        <w:t xml:space="preserve">                Importação direta de alimentos do exterior para</w:t>
       </w:r>
     </w:p>
     <w:p>
       <w:pPr>
         <w:spacing w:after="240" w:before="240" w:lineRule="auto"/>
-        <w:ind w:left="600" w:right="600" w:firstLine="0"/>
-        <w:jc w:val="both"/>
-        <w:rPr>
-          <w:i w:val="1"/>
-          <w:iCs w:val="1"/>
-          <w:sz w:val="24"/>
-          <w:szCs w:val="24"/>
-        </w:rPr>
-      </w:pPr>
-      <w:r>
-        <w:rPr>
-          <w:i w:val="1"/>
-          <w:iCs w:val="1"/>
-          <w:sz w:val="24"/>
-          <w:szCs w:val="24"/>
-          <w:rtl w:val="0"/>
-        </w:rPr>
-        <w:t xml:space="preserve">"Alunos, a seção de concepção estabelece os limites do projeto. O maior erro em trabalhos acadêmicos é tentar resolver todos os problemas do mundo em um único software. Observem no </w:t>
-      </w:r>
-      <w:r>
-        <w:rPr>
-          <w:b w:val="1"/>
-          <w:bCs w:val="1"/>
-          <w:i w:val="1"/>
-          <w:iCs w:val="1"/>
-          <w:sz w:val="24"/>
-          <w:szCs w:val="24"/>
-          <w:rtl w:val="0"/>
-        </w:rPr>
-        <w:t xml:space="preserve">Exemplo Real do iFood</w:t>
-      </w:r>
-      <w:r>
-        <w:rPr>
-          <w:i w:val="1"/>
-          <w:iCs w:val="1"/>
-          <w:sz w:val="24"/>
-          <w:szCs w:val="24"/>
-          <w:rtl w:val="0"/>
-        </w:rPr>
-        <w:t xml:space="preserve"> como deixamos claro o que o sistema NÃO faz na primeira versão. Isso demonstra maturidade técnica e protege a equipe de prazos estourados."</w:t>
+        <w:ind w:left="720" w:firstLine="720"/>
+        <w:jc w:val="both"/>
+        <w:rPr>
+          <w:sz w:val="24"/>
+          <w:szCs w:val="24"/>
+        </w:rPr>
+      </w:pPr>
+      <w:r>
+        <w:rPr>
+          <w:sz w:val="24"/>
+          <w:szCs w:val="24"/>
+          <w:rtl w:val="0"/>
+        </w:rPr>
+        <w:t xml:space="preserve">      o consumidor final.</w:t>
       </w:r>
     </w:p>
     <w:p>
@@ -1246,27 +1176,21 @@
         <w:ind w:left="720" w:firstLine="0"/>
         <w:jc w:val="both"/>
         <w:rPr>
-          <w:sz w:val="24"/>
-          <w:szCs w:val="24"/>
-        </w:rPr>
-      </w:pPr>
-      <w:r>
-        <w:rPr>
-          <w:b w:val="1"/>
-          <w:bCs w:val="1"/>
-          <w:sz w:val="24"/>
-          <w:szCs w:val="24"/>
-          <w:rtl w:val="0"/>
-        </w:rPr>
-        <w:t xml:space="preserve">RF01 - [Nome do Requisito Módulo 1]:</w:t>
-      </w:r>
-      <w:r>
-        <w:rPr>
-          <w:sz w:val="24"/>
-          <w:szCs w:val="24"/>
-          <w:rtl w:val="0"/>
-        </w:rPr>
-        <w:t xml:space="preserve"> Permitir que o usuário... [descreva a ação principal].</w:t>
+          <w:b w:val="1"/>
+          <w:bCs w:val="1"/>
+          <w:sz w:val="24"/>
+          <w:szCs w:val="24"/>
+        </w:rPr>
+      </w:pPr>
+      <w:r>
+        <w:rPr>
+          <w:b w:val="1"/>
+          <w:bCs w:val="1"/>
+          <w:sz w:val="24"/>
+          <w:szCs w:val="24"/>
+          <w:rtl w:val="0"/>
+        </w:rPr>
+        <w:t xml:space="preserve">RF01 - Gestão de Cadastro e Despensa Virtual: Permitir o cadastro seguro do cliente (LGPD) e inserção/organização dos ingredientes armazenados na sua geladeira e despensa.</w:t>
       </w:r>
     </w:p>
     <w:p>
@@ -1275,27 +1199,21 @@
         <w:ind w:left="720" w:firstLine="0"/>
         <w:jc w:val="both"/>
         <w:rPr>
-          <w:sz w:val="24"/>
-          <w:szCs w:val="24"/>
-        </w:rPr>
-      </w:pPr>
-      <w:r>
-        <w:rPr>
-          <w:b w:val="1"/>
-          <w:bCs w:val="1"/>
-          <w:sz w:val="24"/>
-          <w:szCs w:val="24"/>
-          <w:rtl w:val="0"/>
-        </w:rPr>
-        <w:t xml:space="preserve">RF02 - [Nome do Requisito Módulo 2]:</w:t>
-      </w:r>
-      <w:r>
-        <w:rPr>
-          <w:sz w:val="24"/>
-          <w:szCs w:val="24"/>
-          <w:rtl w:val="0"/>
-        </w:rPr>
-        <w:t xml:space="preserve"> Permitir a gestão de... [descreva a ação principal].</w:t>
+          <w:b w:val="1"/>
+          <w:bCs w:val="1"/>
+          <w:sz w:val="24"/>
+          <w:szCs w:val="24"/>
+        </w:rPr>
+      </w:pPr>
+      <w:r>
+        <w:rPr>
+          <w:b w:val="1"/>
+          <w:bCs w:val="1"/>
+          <w:sz w:val="24"/>
+          <w:szCs w:val="24"/>
+          <w:rtl w:val="0"/>
+        </w:rPr>
+        <w:t xml:space="preserve">RF02 - Algoritmo de Busca e Match de Receitas: Cruzar os dados dos alimentos da despensa para sugerir</w:t>
       </w:r>
     </w:p>
     <w:p>
@@ -1304,27 +1222,21 @@
         <w:ind w:left="720" w:firstLine="0"/>
         <w:jc w:val="both"/>
         <w:rPr>
-          <w:sz w:val="24"/>
-          <w:szCs w:val="24"/>
-        </w:rPr>
-      </w:pPr>
-      <w:r>
-        <w:rPr>
-          <w:b w:val="1"/>
-          <w:bCs w:val="1"/>
-          <w:sz w:val="24"/>
-          <w:szCs w:val="24"/>
-          <w:rtl w:val="0"/>
-        </w:rPr>
-        <w:t xml:space="preserve">RF03 - [Nome do Requisito Módulo 3]:</w:t>
-      </w:r>
-      <w:r>
-        <w:rPr>
-          <w:sz w:val="24"/>
-          <w:szCs w:val="24"/>
-          <w:rtl w:val="0"/>
-        </w:rPr>
-        <w:t xml:space="preserve"> Processar / Calcular... [descreva a ação principal].</w:t>
+          <w:b w:val="1"/>
+          <w:bCs w:val="1"/>
+          <w:sz w:val="24"/>
+          <w:szCs w:val="24"/>
+        </w:rPr>
+      </w:pPr>
+      <w:r>
+        <w:rPr>
+          <w:b w:val="1"/>
+          <w:bCs w:val="1"/>
+          <w:sz w:val="24"/>
+          <w:szCs w:val="24"/>
+          <w:rtl w:val="0"/>
+        </w:rPr>
+        <w:t xml:space="preserve">receitas compatíveis e sugerir ingredientes substitutos quando necessário.</w:t>
       </w:r>
     </w:p>
     <w:p>
@@ -1333,27 +1245,21 @@
         <w:ind w:left="720" w:firstLine="0"/>
         <w:jc w:val="both"/>
         <w:rPr>
-          <w:sz w:val="24"/>
-          <w:szCs w:val="24"/>
-        </w:rPr>
-      </w:pPr>
-      <w:r>
-        <w:rPr>
-          <w:b w:val="1"/>
-          <w:bCs w:val="1"/>
-          <w:sz w:val="24"/>
-          <w:szCs w:val="24"/>
-          <w:rtl w:val="0"/>
-        </w:rPr>
-        <w:t xml:space="preserve">RF04 - [Nome do Requisito Módulo 4]:</w:t>
-      </w:r>
-      <w:r>
-        <w:rPr>
-          <w:sz w:val="24"/>
-          <w:szCs w:val="24"/>
-          <w:rtl w:val="0"/>
-        </w:rPr>
-        <w:t xml:space="preserve"> Consultar e filtrar... [descreva a ação principal].</w:t>
+          <w:b w:val="1"/>
+          <w:bCs w:val="1"/>
+          <w:sz w:val="24"/>
+          <w:szCs w:val="24"/>
+        </w:rPr>
+      </w:pPr>
+      <w:r>
+        <w:rPr>
+          <w:b w:val="1"/>
+          <w:bCs w:val="1"/>
+          <w:sz w:val="24"/>
+          <w:szCs w:val="24"/>
+          <w:rtl w:val="0"/>
+        </w:rPr>
+        <w:t xml:space="preserve">RF03 - Localização de Mercados e Compra Expressa: Localizar os supermercados parceiros mais próximos a partir do CEP/GPS e permitir a adição dos itens faltantes ao carrinho.</w:t>
       </w:r>
     </w:p>
     <w:p>
@@ -1362,248 +1268,88 @@
         <w:ind w:left="720" w:firstLine="0"/>
         <w:jc w:val="both"/>
         <w:rPr>
-          <w:sz w:val="24"/>
-          <w:szCs w:val="24"/>
-        </w:rPr>
-      </w:pPr>
-      <w:r>
-        <w:rPr>
-          <w:b w:val="1"/>
-          <w:bCs w:val="1"/>
-          <w:sz w:val="24"/>
-          <w:szCs w:val="24"/>
-          <w:rtl w:val="0"/>
-        </w:rPr>
-        <w:t xml:space="preserve">RF05 - [Nome do Requisito Módulo 5]:</w:t>
-      </w:r>
-      <w:r>
-        <w:rPr>
-          <w:sz w:val="24"/>
-          <w:szCs w:val="24"/>
-          <w:rtl w:val="0"/>
-        </w:rPr>
-        <w:t xml:space="preserve"> Gerar relatórios ou notificações sobre... [descreva a ação principal].</w:t>
+          <w:b w:val="1"/>
+          <w:bCs w:val="1"/>
+          <w:sz w:val="24"/>
+          <w:szCs w:val="24"/>
+        </w:rPr>
+      </w:pPr>
+      <w:r>
+        <w:rPr>
+          <w:b w:val="1"/>
+          <w:bCs w:val="1"/>
+          <w:sz w:val="24"/>
+          <w:szCs w:val="24"/>
+          <w:rtl w:val="0"/>
+        </w:rPr>
+        <w:t xml:space="preserve">RF04 - Gestão de Parcerias e Descontos: Permitir o credenciamento de supermercados e a aplicação</w:t>
       </w:r>
     </w:p>
     <w:p>
       <w:pPr>
         <w:spacing w:after="240" w:before="240" w:lineRule="auto"/>
-        <w:jc w:val="both"/>
-        <w:rPr>
-          <w:b w:val="1"/>
-          <w:bCs w:val="1"/>
-          <w:sz w:val="24"/>
-          <w:szCs w:val="24"/>
-        </w:rPr>
-      </w:pPr>
-      <w:r>
-        <w:rPr>
-          <w:sz w:val="24"/>
-          <w:szCs w:val="24"/>
-          <w:rtl w:val="0"/>
-        </w:rPr>
-        <w:t xml:space="preserve">📌 </w:t>
-      </w:r>
-      <w:r>
-        <w:rPr>
-          <w:b w:val="1"/>
-          <w:bCs w:val="1"/>
-          <w:sz w:val="24"/>
-          <w:szCs w:val="24"/>
-          <w:rtl w:val="0"/>
-        </w:rPr>
-        <w:t xml:space="preserve">Exemplo Real (Caso iFood):</w:t>
+        <w:ind w:left="720" w:firstLine="0"/>
+        <w:jc w:val="both"/>
+        <w:rPr>
+          <w:b w:val="1"/>
+          <w:bCs w:val="1"/>
+          <w:sz w:val="24"/>
+          <w:szCs w:val="24"/>
+        </w:rPr>
+      </w:pPr>
+      <w:r>
+        <w:rPr>
+          <w:b w:val="1"/>
+          <w:bCs w:val="1"/>
+          <w:sz w:val="24"/>
+          <w:szCs w:val="24"/>
+          <w:rtl w:val="0"/>
+        </w:rPr>
+        <w:t xml:space="preserve">automática de cupons e descontos aos ingredientes do carrinho.</w:t>
       </w:r>
     </w:p>
     <w:p>
       <w:pPr>
         <w:spacing w:after="240" w:before="240" w:lineRule="auto"/>
-        <w:ind w:left="720" w:right="600" w:firstLine="0"/>
-        <w:jc w:val="both"/>
-        <w:rPr>
-          <w:sz w:val="24"/>
-          <w:szCs w:val="24"/>
-        </w:rPr>
-      </w:pPr>
-      <w:r>
-        <w:rPr>
-          <w:b w:val="1"/>
-          <w:bCs w:val="1"/>
-          <w:sz w:val="24"/>
-          <w:szCs w:val="24"/>
-          <w:rtl w:val="0"/>
-        </w:rPr>
-        <w:t xml:space="preserve">RF01 - Autenticação e Perfil de Cliente:</w:t>
-      </w:r>
-      <w:r>
-        <w:rPr>
-          <w:sz w:val="24"/>
-          <w:szCs w:val="24"/>
-          <w:rtl w:val="0"/>
-        </w:rPr>
-        <w:t xml:space="preserve"> Permitir o cadastro e autenticação de clientes via e-mail ou redes sociais.</w:t>
+        <w:jc w:val="both"/>
+        <w:rPr>
+          <w:b w:val="1"/>
+          <w:bCs w:val="1"/>
+          <w:sz w:val="24"/>
+          <w:szCs w:val="24"/>
+        </w:rPr>
+      </w:pPr>
+      <w:r>
+        <w:rPr>
+          <w:b w:val="1"/>
+          <w:bCs w:val="1"/>
+          <w:sz w:val="24"/>
+          <w:szCs w:val="24"/>
+          <w:rtl w:val="0"/>
+        </w:rPr>
+        <w:t xml:space="preserve">       RF05 - Roteamento Logístico para Entregas: Calcular e disponibilizar a         rota de entrega mais rápida para o entregador do mercado parceiro ou agendar a retirada.</w:t>
       </w:r>
     </w:p>
     <w:p>
       <w:pPr>
         <w:spacing w:after="240" w:before="240" w:lineRule="auto"/>
-        <w:ind w:left="720" w:right="600" w:firstLine="0"/>
-        <w:jc w:val="both"/>
-        <w:rPr>
-          <w:sz w:val="24"/>
-          <w:szCs w:val="24"/>
-        </w:rPr>
-      </w:pPr>
-      <w:r>
-        <w:rPr>
-          <w:b w:val="1"/>
-          <w:bCs w:val="1"/>
-          <w:sz w:val="24"/>
-          <w:szCs w:val="24"/>
-          <w:rtl w:val="0"/>
-        </w:rPr>
-        <w:t xml:space="preserve">RF02 - Catálogo e Busca por Categoria:</w:t>
-      </w:r>
-      <w:r>
-        <w:rPr>
-          <w:sz w:val="24"/>
-          <w:szCs w:val="24"/>
-          <w:rtl w:val="0"/>
-        </w:rPr>
-        <w:t xml:space="preserve"> Consultar e filtrar restaurantes próximos por tipo de cozinha, distância e tempo estimado de entrega.</w:t>
-      </w:r>
-    </w:p>
-    <w:p>
-      <w:pPr>
-        <w:spacing w:after="240" w:before="240" w:lineRule="auto"/>
-        <w:ind w:left="720" w:right="600" w:firstLine="0"/>
-        <w:jc w:val="both"/>
-        <w:rPr>
-          <w:sz w:val="24"/>
-          <w:szCs w:val="24"/>
-        </w:rPr>
-      </w:pPr>
-      <w:r>
-        <w:rPr>
-          <w:b w:val="1"/>
-          <w:bCs w:val="1"/>
-          <w:sz w:val="24"/>
-          <w:szCs w:val="24"/>
-          <w:rtl w:val="0"/>
-        </w:rPr>
-        <w:t xml:space="preserve">RF03 - Processamento de Pedido e Pagamento:</w:t>
-      </w:r>
-      <w:r>
-        <w:rPr>
-          <w:sz w:val="24"/>
-          <w:szCs w:val="24"/>
-          <w:rtl w:val="0"/>
-        </w:rPr>
-        <w:t xml:space="preserve"> Efetuar a montagem do carrinho de compras e processar a transação financeira via cartão.</w:t>
-      </w:r>
-    </w:p>
-    <w:p>
-      <w:pPr>
-        <w:spacing w:after="240" w:before="240" w:lineRule="auto"/>
-        <w:ind w:left="720" w:right="600" w:firstLine="0"/>
-        <w:jc w:val="both"/>
-        <w:rPr>
-          <w:sz w:val="24"/>
-          <w:szCs w:val="24"/>
-        </w:rPr>
-      </w:pPr>
-      <w:r>
-        <w:rPr>
-          <w:b w:val="1"/>
-          <w:bCs w:val="1"/>
-          <w:sz w:val="24"/>
-          <w:szCs w:val="24"/>
-          <w:rtl w:val="0"/>
-        </w:rPr>
-        <w:t xml:space="preserve">RF04 - Acompanhamento por GPS:</w:t>
-      </w:r>
-      <w:r>
-        <w:rPr>
-          <w:sz w:val="24"/>
-          <w:szCs w:val="24"/>
-          <w:rtl w:val="0"/>
-        </w:rPr>
-        <w:t xml:space="preserve"> Exibir no mapa a posição geográfica do entregador durante o trajeto até o endereço de entrega.</w:t>
-      </w:r>
-    </w:p>
-    <w:p>
-      <w:pPr>
-        <w:spacing w:after="240" w:before="240" w:lineRule="auto"/>
-        <w:jc w:val="both"/>
-        <w:rPr>
-          <w:b w:val="1"/>
-          <w:bCs w:val="1"/>
-          <w:sz w:val="24"/>
-          <w:szCs w:val="24"/>
-        </w:rPr>
-      </w:pPr>
-      <w:r>
-        <w:rPr>
-          <w:sz w:val="24"/>
-          <w:szCs w:val="24"/>
-          <w:rtl w:val="0"/>
-        </w:rPr>
-        <w:t xml:space="preserve">💬 </w:t>
-      </w:r>
-      <w:r>
-        <w:rPr>
-          <w:b w:val="1"/>
-          <w:bCs w:val="1"/>
-          <w:sz w:val="24"/>
-          <w:szCs w:val="24"/>
-          <w:rtl w:val="0"/>
-        </w:rPr>
-        <w:t xml:space="preserve">Orientação do Professor para o Aluno (Requisitos Funcionais):</w:t>
-      </w:r>
-    </w:p>
-    <w:p>
-      <w:pPr>
-        <w:spacing w:after="240" w:before="240" w:lineRule="auto"/>
-        <w:ind w:left="600" w:right="600" w:firstLine="0"/>
-        <w:jc w:val="both"/>
-        <w:rPr>
-          <w:i w:val="1"/>
-          <w:iCs w:val="1"/>
-          <w:sz w:val="24"/>
-          <w:szCs w:val="24"/>
-        </w:rPr>
-      </w:pPr>
-      <w:r>
-        <w:rPr>
-          <w:i w:val="1"/>
-          <w:iCs w:val="1"/>
-          <w:sz w:val="24"/>
-          <w:szCs w:val="24"/>
-          <w:rtl w:val="0"/>
-        </w:rPr>
-        <w:t xml:space="preserve">"Alunos, mantenham o foco na ação do sistema ou do usuário. Vejam no exemplo do iFood como cada requisito sumariza um módulo funcional completo (ex: 'Processamento de Pedido e Pagamento') em vez de quebrar em pequenos botões de tela (como 'clicar em finalizar'). Lembrem-se de iniciar a descrição sempre com </w:t>
-      </w:r>
-      <w:r>
-        <w:rPr>
-          <w:b w:val="1"/>
-          <w:bCs w:val="1"/>
-          <w:i w:val="1"/>
-          <w:iCs w:val="1"/>
-          <w:sz w:val="24"/>
-          <w:szCs w:val="24"/>
-          <w:rtl w:val="0"/>
-        </w:rPr>
-        <w:t xml:space="preserve">verbos no infinitivo</w:t>
-      </w:r>
-      <w:r>
-        <w:rPr>
-          <w:i w:val="1"/>
-          <w:iCs w:val="1"/>
-          <w:sz w:val="24"/>
-          <w:szCs w:val="24"/>
-          <w:rtl w:val="0"/>
-        </w:rPr>
-        <w:t xml:space="preserve">."</w:t>
+        <w:jc w:val="both"/>
+        <w:rPr>
+          <w:b w:val="1"/>
+          <w:bCs w:val="1"/>
+          <w:sz w:val="24"/>
+          <w:szCs w:val="24"/>
+        </w:rPr>
+      </w:pPr>
+      <w:r>
+        <w:rPr>
+          <w:b w:val="1"/>
+          <w:bCs w:val="1"/>
+          <w:sz w:val="24"/>
+          <w:szCs w:val="24"/>
+          <w:rtl w:val="0"/>
+        </w:rPr>
+        <w:t xml:space="preserve">RF06 - Internacionalização e Preferências (i18n): Ajustar o idioma e termos do sistema de acordo com a preferência selecionada pelo usuário ou localidade.</w:t>
       </w:r>
     </w:p>
     <w:p>
@@ -1666,7 +1412,7 @@
       <w:pPr>
         <w:numPr>
           <w:ilvl w:val="0"/>
-          <w:numId w:val="4"/>
+          <w:numId w:val="2"/>
         </w:numPr>
         <w:spacing w:after="0" w:afterAutospacing="0" w:before="240" w:lineRule="auto"/>
         <w:ind w:left="720" w:hanging="360"/>
@@ -1717,7 +1463,7 @@
       <w:pPr>
         <w:numPr>
           <w:ilvl w:val="0"/>
-          <w:numId w:val="4"/>
+          <w:numId w:val="2"/>
         </w:numPr>
         <w:spacing w:after="0" w:afterAutospacing="0" w:before="0" w:beforeAutospacing="0" w:lineRule="auto"/>
         <w:ind w:left="720" w:hanging="360"/>
@@ -1750,7 +1496,7 @@
       <w:pPr>
         <w:numPr>
           <w:ilvl w:val="0"/>
-          <w:numId w:val="4"/>
+          <w:numId w:val="2"/>
         </w:numPr>
         <w:spacing w:after="0" w:afterAutospacing="0" w:before="0" w:beforeAutospacing="0" w:lineRule="auto"/>
         <w:ind w:left="720" w:hanging="360"/>
@@ -1783,7 +1529,7 @@
       <w:pPr>
         <w:numPr>
           <w:ilvl w:val="0"/>
-          <w:numId w:val="4"/>
+          <w:numId w:val="2"/>
         </w:numPr>
         <w:spacing w:after="0" w:afterAutospacing="0" w:before="0" w:beforeAutospacing="0" w:lineRule="auto"/>
         <w:ind w:left="720" w:hanging="360"/>
@@ -1816,7 +1562,7 @@
       <w:pPr>
         <w:numPr>
           <w:ilvl w:val="0"/>
-          <w:numId w:val="4"/>
+          <w:numId w:val="2"/>
         </w:numPr>
         <w:spacing w:after="0" w:afterAutospacing="0" w:before="0" w:beforeAutospacing="0" w:lineRule="auto"/>
         <w:ind w:left="720" w:hanging="360"/>
@@ -1849,7 +1595,7 @@
       <w:pPr>
         <w:numPr>
           <w:ilvl w:val="0"/>
-          <w:numId w:val="4"/>
+          <w:numId w:val="2"/>
         </w:numPr>
         <w:spacing w:after="0" w:afterAutospacing="0" w:before="0" w:beforeAutospacing="0" w:lineRule="auto"/>
         <w:ind w:left="720" w:hanging="360"/>
@@ -1882,7 +1628,7 @@
       <w:pPr>
         <w:numPr>
           <w:ilvl w:val="0"/>
-          <w:numId w:val="4"/>
+          <w:numId w:val="2"/>
         </w:numPr>
         <w:spacing w:after="0" w:afterAutospacing="0" w:before="0" w:beforeAutospacing="0" w:lineRule="auto"/>
         <w:ind w:left="720" w:hanging="360"/>
@@ -1915,7 +1661,7 @@
       <w:pPr>
         <w:numPr>
           <w:ilvl w:val="0"/>
-          <w:numId w:val="4"/>
+          <w:numId w:val="2"/>
         </w:numPr>
         <w:spacing w:after="240" w:before="0" w:beforeAutospacing="0" w:lineRule="auto"/>
         <w:ind w:left="720" w:hanging="360"/>
@@ -1942,310 +1688,6 @@
           <w:rtl w:val="0"/>
         </w:rPr>
         <w:t xml:space="preserve"> [3º Requisito Não-Funcional - Métrica de disponibilidade, limite de falhas ou padrão técnico.]</w:t>
-      </w:r>
-    </w:p>
-    <w:p>
-      <w:pPr>
-        <w:spacing w:after="240" w:before="240" w:lineRule="auto"/>
-        <w:jc w:val="both"/>
-        <w:rPr>
-          <w:b w:val="1"/>
-          <w:bCs w:val="1"/>
-          <w:sz w:val="24"/>
-          <w:szCs w:val="24"/>
-        </w:rPr>
-      </w:pPr>
-      <w:r>
-        <w:rPr>
-          <w:sz w:val="24"/>
-          <w:szCs w:val="24"/>
-          <w:rtl w:val="0"/>
-        </w:rPr>
-        <w:t xml:space="preserve">📌 </w:t>
-      </w:r>
-      <w:r>
-        <w:rPr>
-          <w:b w:val="1"/>
-          <w:bCs w:val="1"/>
-          <w:sz w:val="24"/>
-          <w:szCs w:val="24"/>
-          <w:rtl w:val="0"/>
-        </w:rPr>
-        <w:t xml:space="preserve">Exemplo Real (Caso iFood - Módulo de Acesso):</w:t>
-      </w:r>
-    </w:p>
-    <w:p>
-      <w:pPr>
-        <w:spacing w:after="240" w:before="240" w:lineRule="auto"/>
-        <w:ind w:left="600" w:right="600" w:firstLine="0"/>
-        <w:jc w:val="both"/>
-        <w:rPr>
-          <w:b w:val="1"/>
-          <w:bCs w:val="1"/>
-          <w:sz w:val="24"/>
-          <w:szCs w:val="24"/>
-        </w:rPr>
-      </w:pPr>
-      <w:r>
-        <w:rPr>
-          <w:b w:val="1"/>
-          <w:bCs w:val="1"/>
-          <w:sz w:val="24"/>
-          <w:szCs w:val="24"/>
-          <w:rtl w:val="0"/>
-        </w:rPr>
-        <w:t xml:space="preserve">RF01: Autenticação de Usuário</w:t>
-      </w:r>
-    </w:p>
-    <w:p>
-      <w:pPr>
-        <w:spacing w:after="240" w:before="240" w:lineRule="auto"/>
-        <w:ind w:left="600" w:right="600" w:firstLine="0"/>
-        <w:jc w:val="both"/>
-        <w:rPr>
-          <w:sz w:val="24"/>
-          <w:szCs w:val="24"/>
-        </w:rPr>
-      </w:pPr>
-      <w:r>
-        <w:rPr>
-          <w:b w:val="1"/>
-          <w:bCs w:val="1"/>
-          <w:sz w:val="24"/>
-          <w:szCs w:val="24"/>
-          <w:rtl w:val="0"/>
-        </w:rPr>
-        <w:t xml:space="preserve">Evitante:</w:t>
-      </w:r>
-      <w:r>
-        <w:rPr>
-          <w:sz w:val="24"/>
-          <w:szCs w:val="24"/>
-          <w:rtl w:val="0"/>
-        </w:rPr>
-        <w:t xml:space="preserve"> (X) | </w:t>
-      </w:r>
-      <w:r>
-        <w:rPr>
-          <w:b w:val="1"/>
-          <w:bCs w:val="1"/>
-          <w:sz w:val="24"/>
-          <w:szCs w:val="24"/>
-          <w:rtl w:val="0"/>
-        </w:rPr>
-        <w:t xml:space="preserve">Oculto:</w:t>
-      </w:r>
-      <w:r>
-        <w:rPr>
-          <w:sz w:val="24"/>
-          <w:szCs w:val="24"/>
-          <w:rtl w:val="0"/>
-        </w:rPr>
-        <w:t xml:space="preserve"> ( )</w:t>
-      </w:r>
-    </w:p>
-    <w:p>
-      <w:pPr>
-        <w:spacing w:after="240" w:before="240" w:lineRule="auto"/>
-        <w:ind w:left="600" w:right="600" w:firstLine="0"/>
-        <w:jc w:val="both"/>
-        <w:rPr>
-          <w:sz w:val="24"/>
-          <w:szCs w:val="24"/>
-        </w:rPr>
-      </w:pPr>
-      <w:r>
-        <w:rPr>
-          <w:b w:val="1"/>
-          <w:bCs w:val="1"/>
-          <w:sz w:val="24"/>
-          <w:szCs w:val="24"/>
-          <w:rtl w:val="0"/>
-        </w:rPr>
-        <w:t xml:space="preserve">Descrição:</w:t>
-      </w:r>
-      <w:r>
-        <w:rPr>
-          <w:sz w:val="24"/>
-          <w:szCs w:val="24"/>
-          <w:rtl w:val="0"/>
-        </w:rPr>
-        <w:t xml:space="preserve"> O sistema deve permitir o cadastro e autenticação de usuários via e-mail e senha ou token OAuth (Google/Apple), validando a conta para permitir pedidos.</w:t>
-      </w:r>
-    </w:p>
-    <w:p>
-      <w:pPr>
-        <w:spacing w:after="240" w:before="240" w:lineRule="auto"/>
-        <w:ind w:left="600" w:right="600" w:firstLine="0"/>
-        <w:jc w:val="both"/>
-        <w:rPr>
-          <w:sz w:val="24"/>
-          <w:szCs w:val="24"/>
-        </w:rPr>
-      </w:pPr>
-      <w:r>
-        <w:rPr>
-          <w:b w:val="1"/>
-          <w:bCs w:val="1"/>
-          <w:sz w:val="24"/>
-          <w:szCs w:val="24"/>
-          <w:rtl w:val="0"/>
-        </w:rPr>
-        <w:t xml:space="preserve">Categoria:</w:t>
-      </w:r>
-      <w:r>
-        <w:rPr>
-          <w:sz w:val="24"/>
-          <w:szCs w:val="24"/>
-          <w:rtl w:val="0"/>
-        </w:rPr>
-        <w:t xml:space="preserve"> Autenticação</w:t>
-      </w:r>
-    </w:p>
-    <w:p>
-      <w:pPr>
-        <w:spacing w:after="240" w:before="240" w:lineRule="auto"/>
-        <w:ind w:left="600" w:right="600" w:firstLine="0"/>
-        <w:jc w:val="both"/>
-        <w:rPr>
-          <w:sz w:val="24"/>
-          <w:szCs w:val="24"/>
-        </w:rPr>
-      </w:pPr>
-      <w:r>
-        <w:rPr>
-          <w:b w:val="1"/>
-          <w:bCs w:val="1"/>
-          <w:sz w:val="24"/>
-          <w:szCs w:val="24"/>
-          <w:rtl w:val="0"/>
-        </w:rPr>
-        <w:t xml:space="preserve">Desejável:</w:t>
-      </w:r>
-      <w:r>
-        <w:rPr>
-          <w:sz w:val="24"/>
-          <w:szCs w:val="24"/>
-          <w:rtl w:val="0"/>
-        </w:rPr>
-        <w:t xml:space="preserve"> Não | </w:t>
-      </w:r>
-      <w:r>
-        <w:rPr>
-          <w:b w:val="1"/>
-          <w:bCs w:val="1"/>
-          <w:sz w:val="24"/>
-          <w:szCs w:val="24"/>
-          <w:rtl w:val="0"/>
-        </w:rPr>
-        <w:t xml:space="preserve">Estável:</w:t>
-      </w:r>
-      <w:r>
-        <w:rPr>
-          <w:sz w:val="24"/>
-          <w:szCs w:val="24"/>
-          <w:rtl w:val="0"/>
-        </w:rPr>
-        <w:t xml:space="preserve"> Sim</w:t>
-      </w:r>
-    </w:p>
-    <w:p>
-      <w:pPr>
-        <w:numPr>
-          <w:ilvl w:val="0"/>
-          <w:numId w:val="3"/>
-        </w:numPr>
-        <w:spacing w:after="0" w:afterAutospacing="0" w:before="240" w:lineRule="auto"/>
-        <w:ind w:left="1320" w:right="600" w:hanging="360"/>
-        <w:jc w:val="both"/>
-        <w:rPr>
-          <w:sz w:val="24"/>
-          <w:szCs w:val="24"/>
-        </w:rPr>
-      </w:pPr>
-      <w:r>
-        <w:rPr>
-          <w:b w:val="1"/>
-          <w:bCs w:val="1"/>
-          <w:sz w:val="24"/>
-          <w:szCs w:val="24"/>
-          <w:rtl w:val="0"/>
-        </w:rPr>
-        <w:t xml:space="preserve">RFN 01.01:</w:t>
-      </w:r>
-      <w:r>
-        <w:rPr>
-          <w:sz w:val="24"/>
-          <w:szCs w:val="24"/>
-          <w:rtl w:val="0"/>
-        </w:rPr>
-        <w:t xml:space="preserve"> As senhas dos usuários e tokens de acesso devem ser criptografados utilizando hash SHA-256 e transmitidos via protocolo seguro HTTPS/TLS 1.3.</w:t>
-      </w:r>
-    </w:p>
-    <w:p>
-      <w:pPr>
-        <w:numPr>
-          <w:ilvl w:val="0"/>
-          <w:numId w:val="3"/>
-        </w:numPr>
-        <w:spacing w:after="0" w:afterAutospacing="0" w:before="0" w:beforeAutospacing="0" w:lineRule="auto"/>
-        <w:ind w:left="1320" w:right="600" w:hanging="360"/>
-        <w:jc w:val="both"/>
-        <w:rPr>
-          <w:sz w:val="24"/>
-          <w:szCs w:val="24"/>
-        </w:rPr>
-      </w:pPr>
-      <w:r>
-        <w:rPr>
-          <w:b w:val="1"/>
-          <w:bCs w:val="1"/>
-          <w:sz w:val="24"/>
-          <w:szCs w:val="24"/>
-          <w:rtl w:val="0"/>
-        </w:rPr>
-        <w:t xml:space="preserve">RFN 01.02:</w:t>
-      </w:r>
-      <w:r>
-        <w:rPr>
-          <w:sz w:val="24"/>
-          <w:szCs w:val="24"/>
-          <w:rtl w:val="0"/>
-        </w:rPr>
-        <w:t xml:space="preserve"> O processo de login deve ser concluído em um tempo de resposta máximo de 1,2 segundos em conexões 4G.</w:t>
-      </w:r>
-    </w:p>
-    <w:p>
-      <w:pPr>
-        <w:numPr>
-          <w:ilvl w:val="0"/>
-          <w:numId w:val="3"/>
-        </w:numPr>
-        <w:spacing w:after="240" w:before="0" w:beforeAutospacing="0" w:lineRule="auto"/>
-        <w:ind w:left="1320" w:right="600" w:hanging="360"/>
-        <w:jc w:val="both"/>
-        <w:rPr>
-          <w:sz w:val="24"/>
-          <w:szCs w:val="24"/>
-        </w:rPr>
-      </w:pPr>
-      <w:r>
-        <w:rPr>
-          <w:b w:val="1"/>
-          <w:bCs w:val="1"/>
-          <w:sz w:val="24"/>
-          <w:szCs w:val="24"/>
-          <w:rtl w:val="0"/>
-        </w:rPr>
-        <w:t xml:space="preserve">RFN 01.03:</w:t>
-      </w:r>
-      <w:r>
-        <w:rPr>
-          <w:sz w:val="24"/>
-          <w:szCs w:val="24"/>
-          <w:rtl w:val="0"/>
-        </w:rPr>
-        <w:t xml:space="preserve"> O sistema deve bloquear a conta após 5 tentativas incorretas consecutivas por um período de segurança de 10 minutos.</w:t>
       </w:r>
     </w:p>
     <w:p>
@@ -2528,498 +1970,6 @@
     </w:p>
     <w:p>
       <w:pPr>
-        <w:spacing w:after="240" w:before="240" w:lineRule="auto"/>
-        <w:jc w:val="both"/>
-        <w:rPr>
-          <w:b w:val="1"/>
-          <w:bCs w:val="1"/>
-          <w:sz w:val="24"/>
-          <w:szCs w:val="24"/>
-        </w:rPr>
-      </w:pPr>
-      <w:r>
-        <w:rPr>
-          <w:sz w:val="24"/>
-          <w:szCs w:val="24"/>
-          <w:rtl w:val="0"/>
-        </w:rPr>
-        <w:t xml:space="preserve">📌 </w:t>
-      </w:r>
-      <w:r>
-        <w:rPr>
-          <w:b w:val="1"/>
-          <w:bCs w:val="1"/>
-          <w:sz w:val="24"/>
-          <w:szCs w:val="24"/>
-          <w:rtl w:val="0"/>
-        </w:rPr>
-        <w:t xml:space="preserve">Exemplo Real (Caso iFood - Módulo de Busca):</w:t>
-      </w:r>
-    </w:p>
-    <w:p>
-      <w:pPr>
-        <w:spacing w:after="240" w:before="240" w:lineRule="auto"/>
-        <w:ind w:left="600" w:right="600" w:firstLine="0"/>
-        <w:jc w:val="both"/>
-        <w:rPr>
-          <w:b w:val="1"/>
-          <w:bCs w:val="1"/>
-          <w:sz w:val="24"/>
-          <w:szCs w:val="24"/>
-        </w:rPr>
-      </w:pPr>
-      <w:r>
-        <w:rPr>
-          <w:b w:val="1"/>
-          <w:bCs w:val="1"/>
-          <w:sz w:val="24"/>
-          <w:szCs w:val="24"/>
-          <w:rtl w:val="0"/>
-        </w:rPr>
-        <w:t xml:space="preserve">RF02: Busca e Filtragem de Restaurantes</w:t>
-      </w:r>
-    </w:p>
-    <w:p>
-      <w:pPr>
-        <w:spacing w:after="240" w:before="240" w:lineRule="auto"/>
-        <w:ind w:left="600" w:right="600" w:firstLine="0"/>
-        <w:jc w:val="both"/>
-        <w:rPr>
-          <w:sz w:val="24"/>
-          <w:szCs w:val="24"/>
-        </w:rPr>
-      </w:pPr>
-      <w:r>
-        <w:rPr>
-          <w:b w:val="1"/>
-          <w:bCs w:val="1"/>
-          <w:sz w:val="24"/>
-          <w:szCs w:val="24"/>
-          <w:rtl w:val="0"/>
-        </w:rPr>
-        <w:t xml:space="preserve">Evitante:</w:t>
-      </w:r>
-      <w:r>
-        <w:rPr>
-          <w:sz w:val="24"/>
-          <w:szCs w:val="24"/>
-          <w:rtl w:val="0"/>
-        </w:rPr>
-        <w:t xml:space="preserve"> (X) | </w:t>
-      </w:r>
-      <w:r>
-        <w:rPr>
-          <w:b w:val="1"/>
-          <w:bCs w:val="1"/>
-          <w:sz w:val="24"/>
-          <w:szCs w:val="24"/>
-          <w:rtl w:val="0"/>
-        </w:rPr>
-        <w:t xml:space="preserve">Oculto:</w:t>
-      </w:r>
-      <w:r>
-        <w:rPr>
-          <w:sz w:val="24"/>
-          <w:szCs w:val="24"/>
-          <w:rtl w:val="0"/>
-        </w:rPr>
-        <w:t xml:space="preserve"> ( )</w:t>
-      </w:r>
-    </w:p>
-    <w:p>
-      <w:pPr>
-        <w:spacing w:after="240" w:before="240" w:lineRule="auto"/>
-        <w:ind w:left="600" w:right="600" w:firstLine="0"/>
-        <w:jc w:val="both"/>
-        <w:rPr>
-          <w:sz w:val="24"/>
-          <w:szCs w:val="24"/>
-        </w:rPr>
-      </w:pPr>
-      <w:r>
-        <w:rPr>
-          <w:b w:val="1"/>
-          <w:bCs w:val="1"/>
-          <w:sz w:val="24"/>
-          <w:szCs w:val="24"/>
-          <w:rtl w:val="0"/>
-        </w:rPr>
-        <w:t xml:space="preserve">Descrição:</w:t>
-      </w:r>
-      <w:r>
-        <w:rPr>
-          <w:sz w:val="24"/>
-          <w:szCs w:val="24"/>
-          <w:rtl w:val="0"/>
-        </w:rPr>
-        <w:t xml:space="preserve"> O sistema deve buscar estabelecimentos em um raio geográfico dinâmico com base na localização atual do usuário, permitindo filtros por avaliação, taxa de entrega e categoria.</w:t>
-      </w:r>
-    </w:p>
-    <w:p>
-      <w:pPr>
-        <w:spacing w:after="240" w:before="240" w:lineRule="auto"/>
-        <w:ind w:left="600" w:right="600" w:firstLine="0"/>
-        <w:jc w:val="both"/>
-        <w:rPr>
-          <w:sz w:val="24"/>
-          <w:szCs w:val="24"/>
-        </w:rPr>
-      </w:pPr>
-      <w:r>
-        <w:rPr>
-          <w:b w:val="1"/>
-          <w:bCs w:val="1"/>
-          <w:sz w:val="24"/>
-          <w:szCs w:val="24"/>
-          <w:rtl w:val="0"/>
-        </w:rPr>
-        <w:t xml:space="preserve">Categoria:</w:t>
-      </w:r>
-      <w:r>
-        <w:rPr>
-          <w:sz w:val="24"/>
-          <w:szCs w:val="24"/>
-          <w:rtl w:val="0"/>
-        </w:rPr>
-        <w:t xml:space="preserve"> Consulta</w:t>
-      </w:r>
-    </w:p>
-    <w:p>
-      <w:pPr>
-        <w:spacing w:after="240" w:before="240" w:lineRule="auto"/>
-        <w:ind w:left="600" w:right="600" w:firstLine="0"/>
-        <w:jc w:val="both"/>
-        <w:rPr>
-          <w:sz w:val="24"/>
-          <w:szCs w:val="24"/>
-        </w:rPr>
-      </w:pPr>
-      <w:r>
-        <w:rPr>
-          <w:b w:val="1"/>
-          <w:bCs w:val="1"/>
-          <w:sz w:val="24"/>
-          <w:szCs w:val="24"/>
-          <w:rtl w:val="0"/>
-        </w:rPr>
-        <w:t xml:space="preserve">Desejável:</w:t>
-      </w:r>
-      <w:r>
-        <w:rPr>
-          <w:sz w:val="24"/>
-          <w:szCs w:val="24"/>
-          <w:rtl w:val="0"/>
-        </w:rPr>
-        <w:t xml:space="preserve"> Sim | </w:t>
-      </w:r>
-      <w:r>
-        <w:rPr>
-          <w:b w:val="1"/>
-          <w:bCs w:val="1"/>
-          <w:sz w:val="24"/>
-          <w:szCs w:val="24"/>
-          <w:rtl w:val="0"/>
-        </w:rPr>
-        <w:t xml:space="preserve">Estável:</w:t>
-      </w:r>
-      <w:r>
-        <w:rPr>
-          <w:sz w:val="24"/>
-          <w:szCs w:val="24"/>
-          <w:rtl w:val="0"/>
-        </w:rPr>
-        <w:t xml:space="preserve"> Não</w:t>
-      </w:r>
-    </w:p>
-    <w:p>
-      <w:pPr>
-        <w:numPr>
-          <w:ilvl w:val="0"/>
-          <w:numId w:val="5"/>
-        </w:numPr>
-        <w:spacing w:after="0" w:afterAutospacing="0" w:before="240" w:lineRule="auto"/>
-        <w:ind w:left="1320" w:right="600" w:hanging="360"/>
-        <w:jc w:val="both"/>
-        <w:rPr>
-          <w:sz w:val="24"/>
-          <w:szCs w:val="24"/>
-        </w:rPr>
-      </w:pPr>
-      <w:r>
-        <w:rPr>
-          <w:b w:val="1"/>
-          <w:bCs w:val="1"/>
-          <w:sz w:val="24"/>
-          <w:szCs w:val="24"/>
-          <w:rtl w:val="0"/>
-        </w:rPr>
-        <w:t xml:space="preserve">RFN 02.01:</w:t>
-      </w:r>
-      <w:r>
-        <w:rPr>
-          <w:sz w:val="24"/>
-          <w:szCs w:val="24"/>
-          <w:rtl w:val="0"/>
-        </w:rPr>
-        <w:t xml:space="preserve"> A consulta de busca deve retornar até 20 estabelecimentos paginados em menos de 2 segundos.</w:t>
-      </w:r>
-    </w:p>
-    <w:p>
-      <w:pPr>
-        <w:numPr>
-          <w:ilvl w:val="0"/>
-          <w:numId w:val="5"/>
-        </w:numPr>
-        <w:spacing w:after="240" w:before="0" w:beforeAutospacing="0" w:lineRule="auto"/>
-        <w:ind w:left="1320" w:right="600" w:hanging="360"/>
-        <w:jc w:val="both"/>
-        <w:rPr>
-          <w:sz w:val="24"/>
-          <w:szCs w:val="24"/>
-        </w:rPr>
-      </w:pPr>
-      <w:r>
-        <w:rPr>
-          <w:b w:val="1"/>
-          <w:bCs w:val="1"/>
-          <w:sz w:val="24"/>
-          <w:szCs w:val="24"/>
-          <w:rtl w:val="0"/>
-        </w:rPr>
-        <w:t xml:space="preserve">RFN 02.02:</w:t>
-      </w:r>
-      <w:r>
-        <w:rPr>
-          <w:sz w:val="24"/>
-          <w:szCs w:val="24"/>
-          <w:rtl w:val="0"/>
-        </w:rPr>
-        <w:t xml:space="preserve"> O aplicativo deve manter em cache local o raio geográfico e os favoritos consultados nos últimos 30 minutos para permitir consulta rápida sem consumir nova requisição de API.</w:t>
-      </w:r>
-    </w:p>
-    <w:p>
-      <w:pPr>
-        <w:spacing w:after="240" w:before="240" w:lineRule="auto"/>
-        <w:jc w:val="both"/>
-        <w:rPr>
-          <w:b w:val="1"/>
-          <w:bCs w:val="1"/>
-          <w:sz w:val="24"/>
-          <w:szCs w:val="24"/>
-        </w:rPr>
-      </w:pPr>
-      <w:r>
-        <w:rPr>
-          <w:sz w:val="24"/>
-          <w:szCs w:val="24"/>
-          <w:rtl w:val="0"/>
-        </w:rPr>
-        <w:t xml:space="preserve">💬 </w:t>
-      </w:r>
-      <w:r>
-        <w:rPr>
-          <w:b w:val="1"/>
-          <w:bCs w:val="1"/>
-          <w:sz w:val="24"/>
-          <w:szCs w:val="24"/>
-          <w:rtl w:val="0"/>
-        </w:rPr>
-        <w:t xml:space="preserve">Orientação do Professor para o Aluno (Tabela de Requisitos):</w:t>
-      </w:r>
-    </w:p>
-    <w:p>
-      <w:pPr>
-        <w:spacing w:after="240" w:before="240" w:lineRule="auto"/>
-        <w:ind w:left="600" w:right="600" w:firstLine="0"/>
-        <w:jc w:val="both"/>
-        <w:rPr>
-          <w:sz w:val="24"/>
-          <w:szCs w:val="24"/>
-        </w:rPr>
-      </w:pPr>
-      <w:r>
-        <w:rPr>
-          <w:sz w:val="24"/>
-          <w:szCs w:val="24"/>
-          <w:rtl w:val="0"/>
-        </w:rPr>
-        <w:t xml:space="preserve">*"Alunos, reparem no padrão rigoroso do </w:t>
-      </w:r>
-      <w:r>
-        <w:rPr>
-          <w:b w:val="1"/>
-          <w:bCs w:val="1"/>
-          <w:sz w:val="24"/>
-          <w:szCs w:val="24"/>
-          <w:rtl w:val="0"/>
-        </w:rPr>
-        <w:t xml:space="preserve">Exemplo Real do iFood</w:t>
-      </w:r>
-      <w:r>
-        <w:rPr>
-          <w:sz w:val="24"/>
-          <w:szCs w:val="24"/>
-          <w:rtl w:val="0"/>
-        </w:rPr>
-        <w:t xml:space="preserve">:</w:t>
-      </w:r>
-    </w:p>
-    <w:p>
-      <w:pPr>
-        <w:numPr>
-          <w:ilvl w:val="0"/>
-          <w:numId w:val="2"/>
-        </w:numPr>
-        <w:spacing w:after="0" w:afterAutospacing="0" w:before="240" w:lineRule="auto"/>
-        <w:ind w:left="1320" w:right="600" w:hanging="360"/>
-        <w:jc w:val="both"/>
-        <w:rPr>
-          <w:sz w:val="24"/>
-          <w:szCs w:val="24"/>
-        </w:rPr>
-      </w:pPr>
-      <w:r>
-        <w:rPr>
-          <w:sz w:val="24"/>
-          <w:szCs w:val="24"/>
-          <w:rtl w:val="0"/>
-        </w:rPr>
-        <w:t xml:space="preserve">A numeração do RNF acompanha estritamente a do RF pai (</w:t>
-      </w:r>
-      <w:r>
-        <w:rPr>
-          <w:b w:val="1"/>
-          <w:bCs w:val="1"/>
-          <w:sz w:val="24"/>
-          <w:szCs w:val="24"/>
-          <w:rtl w:val="0"/>
-        </w:rPr>
-        <w:t xml:space="preserve">RF01</w:t>
-      </w:r>
-      <w:r>
-        <w:rPr>
-          <w:sz w:val="24"/>
-          <w:szCs w:val="24"/>
-          <w:rtl w:val="0"/>
-        </w:rPr>
-        <w:t xml:space="preserve"> gera </w:t>
-      </w:r>
-      <w:r>
-        <w:rPr>
-          <w:b w:val="1"/>
-          <w:bCs w:val="1"/>
-          <w:sz w:val="24"/>
-          <w:szCs w:val="24"/>
-          <w:rtl w:val="0"/>
-        </w:rPr>
-        <w:t xml:space="preserve">RFN 01.01</w:t>
-      </w:r>
-      <w:r>
-        <w:rPr>
-          <w:sz w:val="24"/>
-          <w:szCs w:val="24"/>
-          <w:rtl w:val="0"/>
-        </w:rPr>
-        <w:t xml:space="preserve">, </w:t>
-      </w:r>
-      <w:r>
-        <w:rPr>
-          <w:b w:val="1"/>
-          <w:bCs w:val="1"/>
-          <w:sz w:val="24"/>
-          <w:szCs w:val="24"/>
-          <w:rtl w:val="0"/>
-        </w:rPr>
-        <w:t xml:space="preserve">RFN 01.02</w:t>
-      </w:r>
-      <w:r>
-        <w:rPr>
-          <w:sz w:val="24"/>
-          <w:szCs w:val="24"/>
-          <w:rtl w:val="0"/>
-        </w:rPr>
-        <w:t xml:space="preserve">; </w:t>
-      </w:r>
-      <w:r>
-        <w:rPr>
-          <w:b w:val="1"/>
-          <w:bCs w:val="1"/>
-          <w:sz w:val="24"/>
-          <w:szCs w:val="24"/>
-          <w:rtl w:val="0"/>
-        </w:rPr>
-        <w:t xml:space="preserve">RF02</w:t>
-      </w:r>
-      <w:r>
-        <w:rPr>
-          <w:sz w:val="24"/>
-          <w:szCs w:val="24"/>
-          <w:rtl w:val="0"/>
-        </w:rPr>
-        <w:t xml:space="preserve"> gera </w:t>
-      </w:r>
-      <w:r>
-        <w:rPr>
-          <w:b w:val="1"/>
-          <w:bCs w:val="1"/>
-          <w:sz w:val="24"/>
-          <w:szCs w:val="24"/>
-          <w:rtl w:val="0"/>
-        </w:rPr>
-        <w:t xml:space="preserve">RFN 02.01</w:t>
-      </w:r>
-      <w:r>
-        <w:rPr>
-          <w:sz w:val="24"/>
-          <w:szCs w:val="24"/>
-          <w:rtl w:val="0"/>
-        </w:rPr>
-        <w:t xml:space="preserve">, </w:t>
-      </w:r>
-      <w:r>
-        <w:rPr>
-          <w:b w:val="1"/>
-          <w:bCs w:val="1"/>
-          <w:sz w:val="24"/>
-          <w:szCs w:val="24"/>
-          <w:rtl w:val="0"/>
-        </w:rPr>
-        <w:t xml:space="preserve">RFN 02.02</w:t>
-      </w:r>
-      <w:r>
-        <w:rPr>
-          <w:sz w:val="24"/>
-          <w:szCs w:val="24"/>
-          <w:rtl w:val="0"/>
-        </w:rPr>
-        <w:t xml:space="preserve">).</w:t>
-      </w:r>
-    </w:p>
-    <w:p>
-      <w:pPr>
-        <w:numPr>
-          <w:ilvl w:val="0"/>
-          <w:numId w:val="2"/>
-        </w:numPr>
-        <w:spacing w:after="240" w:before="0" w:beforeAutospacing="0" w:lineRule="auto"/>
-        <w:ind w:left="1320" w:right="600" w:hanging="360"/>
-        <w:jc w:val="both"/>
-        <w:rPr>
-          <w:sz w:val="24"/>
-          <w:szCs w:val="24"/>
-        </w:rPr>
-      </w:pPr>
-      <w:r>
-        <w:rPr>
-          <w:sz w:val="24"/>
-          <w:szCs w:val="24"/>
-          <w:rtl w:val="0"/>
-        </w:rPr>
-        <w:t xml:space="preserve">Nenhum RNF utiliza termos vagos como 'não deve demorar'. Todos especificam métricas reais de mercado: tempo de resposta em segundos, protocolos de criptografia (TLS 1.3) e limites de uso da API. É esse nível de precisão que se exige no mercado de trabalho."*</w:t>
-      </w:r>
-    </w:p>
-    <w:p>
-      <w:pPr>
         <w:pStyle w:val="Heading2"/>
         <w:keepNext w:val="0"/>
         <w:keepLines w:val="0"/>
@@ -3134,55 +2084,6 @@
     </w:p>
     <w:p>
       <w:pPr>
-        <w:spacing w:after="240" w:before="240" w:lineRule="auto"/>
-        <w:jc w:val="both"/>
-        <w:rPr>
-          <w:b w:val="1"/>
-          <w:bCs w:val="1"/>
-          <w:sz w:val="24"/>
-          <w:szCs w:val="24"/>
-        </w:rPr>
-      </w:pPr>
-      <w:r>
-        <w:rPr>
-          <w:sz w:val="24"/>
-          <w:szCs w:val="24"/>
-          <w:rtl w:val="0"/>
-        </w:rPr>
-        <w:t xml:space="preserve">📌 </w:t>
-      </w:r>
-      <w:r>
-        <w:rPr>
-          <w:b w:val="1"/>
-          <w:bCs w:val="1"/>
-          <w:sz w:val="24"/>
-          <w:szCs w:val="24"/>
-          <w:rtl w:val="0"/>
-        </w:rPr>
-        <w:t xml:space="preserve">Exemplo Real (Caso iFood):</w:t>
-      </w:r>
-    </w:p>
-    <w:p>
-      <w:pPr>
-        <w:spacing w:after="240" w:before="240" w:lineRule="auto"/>
-        <w:ind w:left="600" w:right="600" w:firstLine="0"/>
-        <w:jc w:val="both"/>
-        <w:rPr>
-          <w:sz w:val="24"/>
-          <w:szCs w:val="24"/>
-        </w:rPr>
-      </w:pPr>
-      <w:r>
-        <w:rPr>
-          <w:sz w:val="24"/>
-          <w:szCs w:val="24"/>
-          <w:rtl w:val="0"/>
-        </w:rPr>
-        <w:t xml:space="preserve">Uso geral liberado para maiores de 12 anos sob supervisão de responsáveis. No entanto, para a compra de bebidas alcoólicas, o sistema exige verificação obrigatória de maioridade (+18 anos) mediante validação do CPF do cliente antes de liberar o item no carrinho.</w:t>
-      </w:r>
-    </w:p>
-    <w:p>
-      <w:pPr>
         <w:pStyle w:val="Heading3"/>
         <w:keepNext w:val="0"/>
         <w:keepLines w:val="0"/>
@@ -3271,36 +2172,6 @@
     <w:p>
       <w:pPr>
         <w:spacing w:after="240" w:before="240" w:lineRule="auto"/>
-        <w:jc w:val="both"/>
-        <w:rPr>
-          <w:b w:val="1"/>
-          <w:bCs w:val="1"/>
-          <w:sz w:val="24"/>
-          <w:szCs w:val="24"/>
-        </w:rPr>
-      </w:pPr>
-      <w:r>
-        <w:rPr>
-          <w:sz w:val="24"/>
-          <w:szCs w:val="24"/>
-          <w:rtl w:val="0"/>
-        </w:rPr>
-        <w:t xml:space="preserve">📌 </w:t>
-      </w:r>
-      <w:r>
-        <w:rPr>
-          <w:b w:val="1"/>
-          <w:bCs w:val="1"/>
-          <w:sz w:val="24"/>
-          <w:szCs w:val="24"/>
-          <w:rtl w:val="0"/>
-        </w:rPr>
-        <w:t xml:space="preserve">Exemplo Real (Caso iFood):</w:t>
-      </w:r>
-    </w:p>
-    <w:p>
-      <w:pPr>
-        <w:spacing w:after="240" w:before="240" w:lineRule="auto"/>
         <w:ind w:left="720" w:right="600" w:firstLine="0"/>
         <w:jc w:val="both"/>
         <w:rPr>
@@ -3310,50 +2181,11 @@
       </w:pPr>
       <w:r>
         <w:rPr>
-          <w:b w:val="1"/>
-          <w:bCs w:val="1"/>
-          <w:sz w:val="24"/>
-          <w:szCs w:val="24"/>
-          <w:rtl w:val="0"/>
-        </w:rPr>
-        <w:t xml:space="preserve">RN01 - Cancelamento sem Custo:</w:t>
-      </w:r>
-      <w:r>
-        <w:rPr>
-          <w:sz w:val="24"/>
-          <w:szCs w:val="24"/>
-          <w:rtl w:val="0"/>
-        </w:rPr>
-        <w:t xml:space="preserve"> O cliente pode cancelar o pedido sem cobrança de taxa de cancelamento caso o restaurante ainda não tenha iniciado o preparo da refeição.</w:t>
-      </w:r>
-    </w:p>
-    <w:p>
-      <w:pPr>
-        <w:spacing w:after="240" w:before="240" w:lineRule="auto"/>
-        <w:ind w:left="720" w:right="600" w:firstLine="0"/>
-        <w:jc w:val="both"/>
-        <w:rPr>
-          <w:sz w:val="24"/>
-          <w:szCs w:val="24"/>
-        </w:rPr>
-      </w:pPr>
-      <w:r>
-        <w:rPr>
-          <w:b w:val="1"/>
-          <w:bCs w:val="1"/>
-          <w:sz w:val="24"/>
-          <w:szCs w:val="24"/>
-          <w:rtl w:val="0"/>
-        </w:rPr>
-        <w:t xml:space="preserve">RN02 - Conformidade LGPD:</w:t>
-      </w:r>
-      <w:r>
-        <w:rPr>
-          <w:sz w:val="24"/>
-          <w:szCs w:val="24"/>
-          <w:rtl w:val="0"/>
-        </w:rPr>
-        <w:t xml:space="preserve"> Os dados bancários do cartão de crédito não podem ficar armazenados nos servidores da aplicação, sendo processados diretamente via token seguro pelo gateway de pagamento bancário.</w:t>
+          <w:sz w:val="24"/>
+          <w:szCs w:val="24"/>
+          <w:rtl w:val="0"/>
+        </w:rPr>
+        <w:t xml:space="preserve">bancário.</w:t>
       </w:r>
     </w:p>
     <w:p>
@@ -3441,152 +2273,6 @@
           <w:rtl w:val="0"/>
         </w:rPr>
         <w:t xml:space="preserve"> [Canais de atendimento ao usuário].</w:t>
-      </w:r>
-    </w:p>
-    <w:p>
-      <w:pPr>
-        <w:spacing w:after="240" w:before="240" w:lineRule="auto"/>
-        <w:jc w:val="both"/>
-        <w:rPr>
-          <w:b w:val="1"/>
-          <w:bCs w:val="1"/>
-          <w:sz w:val="24"/>
-          <w:szCs w:val="24"/>
-        </w:rPr>
-      </w:pPr>
-      <w:r>
-        <w:rPr>
-          <w:sz w:val="24"/>
-          <w:szCs w:val="24"/>
-          <w:rtl w:val="0"/>
-        </w:rPr>
-        <w:t xml:space="preserve">📌 </w:t>
-      </w:r>
-      <w:r>
-        <w:rPr>
-          <w:b w:val="1"/>
-          <w:bCs w:val="1"/>
-          <w:sz w:val="24"/>
-          <w:szCs w:val="24"/>
-          <w:rtl w:val="0"/>
-        </w:rPr>
-        <w:t xml:space="preserve">Exemplo Real (Caso iFood):</w:t>
-      </w:r>
-    </w:p>
-    <w:p>
-      <w:pPr>
-        <w:spacing w:after="240" w:before="240" w:lineRule="auto"/>
-        <w:ind w:left="600" w:right="600" w:firstLine="0"/>
-        <w:jc w:val="both"/>
-        <w:rPr>
-          <w:sz w:val="24"/>
-          <w:szCs w:val="24"/>
-        </w:rPr>
-      </w:pPr>
-      <w:r>
-        <w:rPr>
-          <w:sz w:val="24"/>
-          <w:szCs w:val="24"/>
-          <w:rtl w:val="0"/>
-        </w:rPr>
-        <w:t xml:space="preserve">A infraestrutura em nuvem deve garantir disponibilidade mínima de 99,9% durante horários de pico (das 11h às 15h e das 18h às 23h). O suporte ao usuário é realizado via Chatbot embutido no aplicativo com transbordo para atendente humano caso o problema não seja resolvido em 3 etapas.</w:t>
-      </w:r>
-    </w:p>
-    <w:p>
-      <w:pPr>
-        <w:spacing w:after="240" w:before="240" w:lineRule="auto"/>
-        <w:jc w:val="both"/>
-        <w:rPr>
-          <w:b w:val="1"/>
-          <w:bCs w:val="1"/>
-          <w:sz w:val="24"/>
-          <w:szCs w:val="24"/>
-        </w:rPr>
-      </w:pPr>
-      <w:r>
-        <w:rPr>
-          <w:sz w:val="24"/>
-          <w:szCs w:val="24"/>
-          <w:rtl w:val="0"/>
-        </w:rPr>
-        <w:t xml:space="preserve">💬 </w:t>
-      </w:r>
-      <w:r>
-        <w:rPr>
-          <w:b w:val="1"/>
-          <w:bCs w:val="1"/>
-          <w:sz w:val="24"/>
-          <w:szCs w:val="24"/>
-          <w:rtl w:val="0"/>
-        </w:rPr>
-        <w:t xml:space="preserve">Orientação do Professor para o Aluno (Segurança e Regras de Negócio):</w:t>
-      </w:r>
-    </w:p>
-    <w:p>
-      <w:pPr>
-        <w:spacing w:after="240" w:before="240" w:lineRule="auto"/>
-        <w:ind w:left="600" w:right="600" w:firstLine="0"/>
-        <w:jc w:val="both"/>
-        <w:rPr>
-          <w:i w:val="1"/>
-          <w:iCs w:val="1"/>
-          <w:sz w:val="24"/>
-          <w:szCs w:val="24"/>
-        </w:rPr>
-      </w:pPr>
-      <w:r>
-        <w:rPr>
-          <w:i w:val="1"/>
-          <w:iCs w:val="1"/>
-          <w:sz w:val="24"/>
-          <w:szCs w:val="24"/>
-          <w:rtl w:val="0"/>
-        </w:rPr>
-        <w:t xml:space="preserve">"Alunos, prestem atenção na diferença conceitual trazida no exemplo do iFood: a </w:t>
-      </w:r>
-      <w:r>
-        <w:rPr>
-          <w:b w:val="1"/>
-          <w:bCs w:val="1"/>
-          <w:i w:val="1"/>
-          <w:iCs w:val="1"/>
-          <w:sz w:val="24"/>
-          <w:szCs w:val="24"/>
-          <w:rtl w:val="0"/>
-        </w:rPr>
-        <w:t xml:space="preserve">Regra de Negócio (RN01)</w:t>
-      </w:r>
-      <w:r>
-        <w:rPr>
-          <w:i w:val="1"/>
-          <w:iCs w:val="1"/>
-          <w:sz w:val="24"/>
-          <w:szCs w:val="24"/>
-          <w:rtl w:val="0"/>
-        </w:rPr>
-        <w:t xml:space="preserve"> determina a diretriz de mercado ('Se o restaurante não começou a preparar, o cancelamento é gratuito'). O </w:t>
-      </w:r>
-      <w:r>
-        <w:rPr>
-          <w:b w:val="1"/>
-          <w:bCs w:val="1"/>
-          <w:i w:val="1"/>
-          <w:iCs w:val="1"/>
-          <w:sz w:val="24"/>
-          <w:szCs w:val="24"/>
-          <w:rtl w:val="0"/>
-        </w:rPr>
-        <w:t xml:space="preserve">Requisito Funcional</w:t>
-      </w:r>
-      <w:r>
-        <w:rPr>
-          <w:i w:val="1"/>
-          <w:iCs w:val="1"/>
-          <w:sz w:val="24"/>
-          <w:szCs w:val="24"/>
-          <w:rtl w:val="0"/>
-        </w:rPr>
-        <w:t xml:space="preserve"> correspondente seria a funcionalidade 'Permitir o cancelamento do pedido no app'. Entender onde termina a regra de negócio e onde começa o código do software é essencial para ser um bom engenheiro ou analista de requisitos."</w:t>
       </w:r>
     </w:p>
     <w:p>
@@ -5774,336 +4460,6 @@
   <w:abstractNum w:abstractNumId="2">
     <w:lvl w:ilvl="0">
       <w:start w:val="1"/>
-      <w:numFmt w:val="decimal"/>
-      <w:lvlText w:val="%1."/>
-      <w:lvlJc w:val="left"/>
-      <w:pPr>
-        <w:ind w:left="720" w:hanging="360"/>
-      </w:pPr>
-      <w:rPr>
-        <w:u w:val="none"/>
-      </w:rPr>
-    </w:lvl>
-    <w:lvl w:ilvl="1">
-      <w:start w:val="1"/>
-      <w:numFmt w:val="lowerLetter"/>
-      <w:lvlText w:val="%2."/>
-      <w:lvlJc w:val="left"/>
-      <w:pPr>
-        <w:ind w:left="1440" w:hanging="360"/>
-      </w:pPr>
-      <w:rPr>
-        <w:u w:val="none"/>
-      </w:rPr>
-    </w:lvl>
-    <w:lvl w:ilvl="2">
-      <w:start w:val="1"/>
-      <w:numFmt w:val="lowerRoman"/>
-      <w:lvlText w:val="%3."/>
-      <w:lvlJc w:val="left"/>
-      <w:pPr>
-        <w:ind w:left="2160" w:hanging="360"/>
-      </w:pPr>
-      <w:rPr>
-        <w:u w:val="none"/>
-      </w:rPr>
-    </w:lvl>
-    <w:lvl w:ilvl="3">
-      <w:start w:val="1"/>
-      <w:numFmt w:val="decimal"/>
-      <w:lvlText w:val="%4."/>
-      <w:lvlJc w:val="left"/>
-      <w:pPr>
-        <w:ind w:left="2880" w:hanging="360"/>
-      </w:pPr>
-      <w:rPr>
-        <w:u w:val="none"/>
-      </w:rPr>
-    </w:lvl>
-    <w:lvl w:ilvl="4">
-      <w:start w:val="1"/>
-      <w:numFmt w:val="lowerLetter"/>
-      <w:lvlText w:val="%5."/>
-      <w:lvlJc w:val="left"/>
-      <w:pPr>
-        <w:ind w:left="3600" w:hanging="360"/>
-      </w:pPr>
-      <w:rPr>
-        <w:u w:val="none"/>
-      </w:rPr>
-    </w:lvl>
-    <w:lvl w:ilvl="5">
-      <w:start w:val="1"/>
-      <w:numFmt w:val="lowerRoman"/>
-      <w:lvlText w:val="%6."/>
-      <w:lvlJc w:val="left"/>
-      <w:pPr>
-        <w:ind w:left="4320" w:hanging="360"/>
-      </w:pPr>
-      <w:rPr>
-        <w:u w:val="none"/>
-      </w:rPr>
-    </w:lvl>
-    <w:lvl w:ilvl="6">
-      <w:start w:val="1"/>
-      <w:numFmt w:val="decimal"/>
-      <w:lvlText w:val="%7."/>
-      <w:lvlJc w:val="left"/>
-      <w:pPr>
-        <w:ind w:left="5040" w:hanging="360"/>
-      </w:pPr>
-      <w:rPr>
-        <w:u w:val="none"/>
-      </w:rPr>
-    </w:lvl>
-    <w:lvl w:ilvl="7">
-      <w:start w:val="1"/>
-      <w:numFmt w:val="lowerLetter"/>
-      <w:lvlText w:val="%8."/>
-      <w:lvlJc w:val="left"/>
-      <w:pPr>
-        <w:ind w:left="5760" w:hanging="360"/>
-      </w:pPr>
-      <w:rPr>
-        <w:u w:val="none"/>
-      </w:rPr>
-    </w:lvl>
-    <w:lvl w:ilvl="8">
-      <w:start w:val="1"/>
-      <w:numFmt w:val="lowerRoman"/>
-      <w:lvlText w:val="%9."/>
-      <w:lvlJc w:val="left"/>
-      <w:pPr>
-        <w:ind w:left="6480" w:hanging="360"/>
-      </w:pPr>
-      <w:rPr>
-        <w:u w:val="none"/>
-      </w:rPr>
-    </w:lvl>
-  </w:abstractNum>
-  <w:abstractNum w:abstractNumId="3">
-    <w:lvl w:ilvl="0">
-      <w:start w:val="1"/>
-      <w:numFmt w:val="bullet"/>
-      <w:lvlText w:val="●"/>
-      <w:lvlJc w:val="left"/>
-      <w:pPr>
-        <w:ind w:left="720" w:hanging="360"/>
-      </w:pPr>
-      <w:rPr>
-        <w:u w:val="none"/>
-      </w:rPr>
-    </w:lvl>
-    <w:lvl w:ilvl="1">
-      <w:start w:val="1"/>
-      <w:numFmt w:val="bullet"/>
-      <w:lvlText w:val="○"/>
-      <w:lvlJc w:val="left"/>
-      <w:pPr>
-        <w:ind w:left="1440" w:hanging="360"/>
-      </w:pPr>
-      <w:rPr>
-        <w:u w:val="none"/>
-      </w:rPr>
-    </w:lvl>
-    <w:lvl w:ilvl="2">
-      <w:start w:val="1"/>
-      <w:numFmt w:val="bullet"/>
-      <w:lvlText w:val="■"/>
-      <w:lvlJc w:val="left"/>
-      <w:pPr>
-        <w:ind w:left="2160" w:hanging="360"/>
-      </w:pPr>
-      <w:rPr>
-        <w:u w:val="none"/>
-      </w:rPr>
-    </w:lvl>
-    <w:lvl w:ilvl="3">
-      <w:start w:val="1"/>
-      <w:numFmt w:val="bullet"/>
-      <w:lvlText w:val="●"/>
-      <w:lvlJc w:val="left"/>
-      <w:pPr>
-        <w:ind w:left="2880" w:hanging="360"/>
-      </w:pPr>
-      <w:rPr>
-        <w:u w:val="none"/>
-      </w:rPr>
-    </w:lvl>
-    <w:lvl w:ilvl="4">
-      <w:start w:val="1"/>
-      <w:numFmt w:val="bullet"/>
-      <w:lvlText w:val="○"/>
-      <w:lvlJc w:val="left"/>
-      <w:pPr>
-        <w:ind w:left="3600" w:hanging="360"/>
-      </w:pPr>
-      <w:rPr>
-        <w:u w:val="none"/>
-      </w:rPr>
-    </w:lvl>
-    <w:lvl w:ilvl="5">
-      <w:start w:val="1"/>
-      <w:numFmt w:val="bullet"/>
-      <w:lvlText w:val="■"/>
-      <w:lvlJc w:val="left"/>
-      <w:pPr>
-        <w:ind w:left="4320" w:hanging="360"/>
-      </w:pPr>
-      <w:rPr>
-        <w:u w:val="none"/>
-      </w:rPr>
-    </w:lvl>
-    <w:lvl w:ilvl="6">
-      <w:start w:val="1"/>
-      <w:numFmt w:val="bullet"/>
-      <w:lvlText w:val="●"/>
-      <w:lvlJc w:val="left"/>
-      <w:pPr>
-        <w:ind w:left="5040" w:hanging="360"/>
-      </w:pPr>
-      <w:rPr>
-        <w:u w:val="none"/>
-      </w:rPr>
-    </w:lvl>
-    <w:lvl w:ilvl="7">
-      <w:start w:val="1"/>
-      <w:numFmt w:val="bullet"/>
-      <w:lvlText w:val="○"/>
-      <w:lvlJc w:val="left"/>
-      <w:pPr>
-        <w:ind w:left="5760" w:hanging="360"/>
-      </w:pPr>
-      <w:rPr>
-        <w:u w:val="none"/>
-      </w:rPr>
-    </w:lvl>
-    <w:lvl w:ilvl="8">
-      <w:start w:val="1"/>
-      <w:numFmt w:val="bullet"/>
-      <w:lvlText w:val="■"/>
-      <w:lvlJc w:val="left"/>
-      <w:pPr>
-        <w:ind w:left="6480" w:hanging="360"/>
-      </w:pPr>
-      <w:rPr>
-        <w:u w:val="none"/>
-      </w:rPr>
-    </w:lvl>
-  </w:abstractNum>
-  <w:abstractNum w:abstractNumId="4">
-    <w:lvl w:ilvl="0">
-      <w:start w:val="1"/>
-      <w:numFmt w:val="bullet"/>
-      <w:lvlText w:val="●"/>
-      <w:lvlJc w:val="left"/>
-      <w:pPr>
-        <w:ind w:left="720" w:hanging="360"/>
-      </w:pPr>
-      <w:rPr>
-        <w:u w:val="none"/>
-      </w:rPr>
-    </w:lvl>
-    <w:lvl w:ilvl="1">
-      <w:start w:val="1"/>
-      <w:numFmt w:val="bullet"/>
-      <w:lvlText w:val="○"/>
-      <w:lvlJc w:val="left"/>
-      <w:pPr>
-        <w:ind w:left="1440" w:hanging="360"/>
-      </w:pPr>
-      <w:rPr>
-        <w:u w:val="none"/>
-      </w:rPr>
-    </w:lvl>
-    <w:lvl w:ilvl="2">
-      <w:start w:val="1"/>
-      <w:numFmt w:val="bullet"/>
-      <w:lvlText w:val="■"/>
-      <w:lvlJc w:val="left"/>
-      <w:pPr>
-        <w:ind w:left="2160" w:hanging="360"/>
-      </w:pPr>
-      <w:rPr>
-        <w:u w:val="none"/>
-      </w:rPr>
-    </w:lvl>
-    <w:lvl w:ilvl="3">
-      <w:start w:val="1"/>
-      <w:numFmt w:val="bullet"/>
-      <w:lvlText w:val="●"/>
-      <w:lvlJc w:val="left"/>
-      <w:pPr>
-        <w:ind w:left="2880" w:hanging="360"/>
-      </w:pPr>
-      <w:rPr>
-        <w:u w:val="none"/>
-      </w:rPr>
-    </w:lvl>
-    <w:lvl w:ilvl="4">
-      <w:start w:val="1"/>
-      <w:numFmt w:val="bullet"/>
-      <w:lvlText w:val="○"/>
-      <w:lvlJc w:val="left"/>
-      <w:pPr>
-        <w:ind w:left="3600" w:hanging="360"/>
-      </w:pPr>
-      <w:rPr>
-        <w:u w:val="none"/>
-      </w:rPr>
-    </w:lvl>
-    <w:lvl w:ilvl="5">
-      <w:start w:val="1"/>
-      <w:numFmt w:val="bullet"/>
-      <w:lvlText w:val="■"/>
-      <w:lvlJc w:val="left"/>
-      <w:pPr>
-        <w:ind w:left="4320" w:hanging="360"/>
-      </w:pPr>
-      <w:rPr>
-        <w:u w:val="none"/>
-      </w:rPr>
-    </w:lvl>
-    <w:lvl w:ilvl="6">
-      <w:start w:val="1"/>
-      <w:numFmt w:val="bullet"/>
-      <w:lvlText w:val="●"/>
-      <w:lvlJc w:val="left"/>
-      <w:pPr>
-        <w:ind w:left="5040" w:hanging="360"/>
-      </w:pPr>
-      <w:rPr>
-        <w:u w:val="none"/>
-      </w:rPr>
-    </w:lvl>
-    <w:lvl w:ilvl="7">
-      <w:start w:val="1"/>
-      <w:numFmt w:val="bullet"/>
-      <w:lvlText w:val="○"/>
-      <w:lvlJc w:val="left"/>
-      <w:pPr>
-        <w:ind w:left="5760" w:hanging="360"/>
-      </w:pPr>
-      <w:rPr>
-        <w:u w:val="none"/>
-      </w:rPr>
-    </w:lvl>
-    <w:lvl w:ilvl="8">
-      <w:start w:val="1"/>
-      <w:numFmt w:val="bullet"/>
-      <w:lvlText w:val="■"/>
-      <w:lvlJc w:val="left"/>
-      <w:pPr>
-        <w:ind w:left="6480" w:hanging="360"/>
-      </w:pPr>
-      <w:rPr>
-        <w:u w:val="none"/>
-      </w:rPr>
-    </w:lvl>
-  </w:abstractNum>
-  <w:abstractNum w:abstractNumId="5">
-    <w:lvl w:ilvl="0">
-      <w:start w:val="1"/>
       <w:numFmt w:val="bullet"/>
       <w:lvlText w:val="●"/>
       <w:lvlJc w:val="left"/>
@@ -6216,15 +4572,6 @@
   </w:num>
   <w:num w:numId="2">
     <w:abstractNumId w:val="2"/>
-  </w:num>
-  <w:num w:numId="3">
-    <w:abstractNumId w:val="3"/>
-  </w:num>
-  <w:num w:numId="4">
-    <w:abstractNumId w:val="4"/>
-  </w:num>
-  <w:num w:numId="5">
-    <w:abstractNumId w:val="5"/>
   </w:num>
 </w:numbering>
 </file>
